--- a/resources/guides/Qiagen_IPA_workflow.docx
+++ b/resources/guides/Qiagen_IPA_workflow.docx
@@ -27,30 +27,14 @@
       <w:r>
         <w:t xml:space="preserve"> </w:t>
       </w:r>
-      <w:r>
-        <w:fldChar w:fldCharType="begin"/>
-      </w:r>
-      <w:r>
-        <w:instrText>HYPERLINK "</w:instrText>
-      </w:r>
-      <w:r>
-        <w:instrText>https://tv.qiagenbioinformatics.com/video/83851520/ipa-deeper-dive-mirna-investigation-1</w:instrText>
-      </w:r>
-      <w:r>
-        <w:instrText>"</w:instrText>
-      </w:r>
-      <w:r>
-        <w:fldChar w:fldCharType="separate"/>
-      </w:r>
-      <w:r>
-        <w:rPr>
-          <w:rStyle w:val="Hyperlink"/>
-        </w:rPr>
-        <w:t>https://tv.qiagenbioinformatics.com/video/83851520/ipa-deeper-dive-mirna-investigation-1</w:t>
-      </w:r>
-      <w:r>
-        <w:fldChar w:fldCharType="end"/>
-      </w:r>
+      <w:hyperlink r:id="rId5" w:history="1">
+        <w:r>
+          <w:rPr>
+            <w:rStyle w:val="Hyperlink"/>
+          </w:rPr>
+          <w:t>https://tv.qiagenbioinformatics.com/video/83851520/ipa-deeper-dive-mirna-investigation-1</w:t>
+        </w:r>
+      </w:hyperlink>
     </w:p>
     <w:p>
       <w:pPr>
@@ -90,6 +74,9 @@
         <w:ind w:left="720"/>
       </w:pPr>
       <w:r>
+        <w:rPr>
+          <w:noProof/>
+        </w:rPr>
         <w:drawing>
           <wp:inline distT="0" distB="0" distL="0" distR="0" wp14:anchorId="5DC10ADA" wp14:editId="403D00D9">
             <wp:extent cx="4331335" cy="2213187"/>
@@ -106,7 +93,7 @@
                     <pic:cNvPicPr/>
                   </pic:nvPicPr>
                   <pic:blipFill rotWithShape="1">
-                    <a:blip r:embed="rId5"/>
+                    <a:blip r:embed="rId6"/>
                     <a:srcRect l="21692" t="21167" r="2720" b="2982"/>
                     <a:stretch>
                       <a:fillRect/>
@@ -322,6 +309,9 @@
         <w:pStyle w:val="ListParagraph"/>
       </w:pPr>
       <w:r>
+        <w:rPr>
+          <w:noProof/>
+        </w:rPr>
         <w:lastRenderedPageBreak/>
         <w:drawing>
           <wp:inline distT="0" distB="0" distL="0" distR="0" wp14:anchorId="26605E82" wp14:editId="5B216E7D">
@@ -339,7 +329,7 @@
                     <pic:cNvPicPr/>
                   </pic:nvPicPr>
                   <pic:blipFill rotWithShape="1">
-                    <a:blip r:embed="rId6"/>
+                    <a:blip r:embed="rId7"/>
                     <a:srcRect l="60607" t="45081" r="30586" b="31015"/>
                     <a:stretch>
                       <a:fillRect/>
@@ -624,6 +614,9 @@
     </w:p>
     <w:p>
       <w:r>
+        <w:rPr>
+          <w:noProof/>
+        </w:rPr>
         <w:drawing>
           <wp:inline distT="0" distB="0" distL="0" distR="0" wp14:anchorId="591913A4" wp14:editId="3AA3153A">
             <wp:extent cx="4453390" cy="1491916"/>
@@ -640,7 +633,7 @@
                     <pic:cNvPicPr/>
                   </pic:nvPicPr>
                   <pic:blipFill rotWithShape="1">
-                    <a:blip r:embed="rId7"/>
+                    <a:blip r:embed="rId8"/>
                     <a:srcRect l="13575" t="66792" r="60952" b="16449"/>
                     <a:stretch>
                       <a:fillRect/>
@@ -1062,7 +1055,7 @@
       <w:r>
         <w:t xml:space="preserve"> feature to generate their results. Need to find out how this links in – details on the core analysis can be found </w:t>
       </w:r>
-      <w:hyperlink r:id="rId8" w:history="1">
+      <w:hyperlink r:id="rId9" w:history="1">
         <w:r>
           <w:rPr>
             <w:rStyle w:val="Hyperlink"/>
@@ -1070,6 +1063,144 @@
           <w:t>https://tv.qiagenbioinformatics.com/video/76084067/new-user-training-qiagen-ingenuity</w:t>
         </w:r>
       </w:hyperlink>
+    </w:p>
+    <w:p>
+      <w:r>
+        <w:t xml:space="preserve">Resources from GH: </w:t>
+      </w:r>
+    </w:p>
+    <w:p/>
+    <w:p>
+      <w:pPr>
+        <w:pStyle w:val="ListParagraph"/>
+        <w:numPr>
+          <w:ilvl w:val="0"/>
+          <w:numId w:val="3"/>
+        </w:numPr>
+      </w:pPr>
+      <w:r>
+        <w:rPr>
+          <w:b/>
+          <w:bCs/>
+        </w:rPr>
+        <w:lastRenderedPageBreak/>
+        <w:t xml:space="preserve">Extract from project pt1 paper </w:t>
+      </w:r>
+      <w:r>
+        <w:rPr>
+          <w:b/>
+          <w:bCs/>
+        </w:rPr>
+        <w:sym w:font="Wingdings" w:char="F0E0"/>
+      </w:r>
+      <w:r>
+        <w:rPr>
+          <w:b/>
+          <w:bCs/>
+        </w:rPr>
+        <w:t xml:space="preserve"> </w:t>
+      </w:r>
+      <w:r>
+        <w:t xml:space="preserve">Next-generation sequencing (NGS) data was analysed using the </w:t>
+      </w:r>
+      <w:proofErr w:type="spellStart"/>
+      <w:r>
+        <w:t>miND</w:t>
+      </w:r>
+      <w:proofErr w:type="spellEnd"/>
+      <w:r>
+        <w:t xml:space="preserve">® analysis pipeline (20). The resulting differentially expressed miRNAs were investigated using Qiagen Ingenuity Pathway Software. This analysis used MicroRNA Target Filter to identify the gene targets of the differentially expressed miRNAs, genes were selected based on experimental evidence from </w:t>
+      </w:r>
+      <w:proofErr w:type="spellStart"/>
+      <w:r>
+        <w:t>TargetScan</w:t>
+      </w:r>
+      <w:proofErr w:type="spellEnd"/>
+      <w:r>
+        <w:t xml:space="preserve">. </w:t>
+      </w:r>
+      <w:proofErr w:type="spellStart"/>
+      <w:r>
+        <w:t>TarBase</w:t>
+      </w:r>
+      <w:proofErr w:type="spellEnd"/>
+      <w:r>
+        <w:t xml:space="preserve">, </w:t>
+      </w:r>
+      <w:proofErr w:type="spellStart"/>
+      <w:r>
+        <w:t>miRecords</w:t>
+      </w:r>
+      <w:proofErr w:type="spellEnd"/>
+      <w:r>
+        <w:t xml:space="preserve"> and Ingenuity Knowledge Base. The miRNA-gene pairings were matched based on the directionality of the miRNA abundance and used to perform pathway enrichment analysis.</w:t>
+      </w:r>
+    </w:p>
+    <w:p>
+      <w:pPr>
+        <w:pStyle w:val="ListParagraph"/>
+      </w:pPr>
+    </w:p>
+    <w:p>
+      <w:pPr>
+        <w:pStyle w:val="ListParagraph"/>
+      </w:pPr>
+    </w:p>
+    <w:p>
+      <w:pPr>
+        <w:pStyle w:val="ListParagraph"/>
+        <w:numPr>
+          <w:ilvl w:val="0"/>
+          <w:numId w:val="3"/>
+        </w:numPr>
+      </w:pPr>
+      <w:r>
+        <w:rPr>
+          <w:b/>
+          <w:bCs/>
+        </w:rPr>
+        <w:t xml:space="preserve">Email from Vicky R.E. pathway analysis </w:t>
+      </w:r>
+      <w:r>
+        <w:rPr>
+          <w:b/>
+          <w:bCs/>
+        </w:rPr>
+        <w:sym w:font="Wingdings" w:char="F0E0"/>
+      </w:r>
+      <w:r>
+        <w:rPr>
+          <w:b/>
+          <w:bCs/>
+        </w:rPr>
+        <w:t xml:space="preserve"> </w:t>
+      </w:r>
+      <w:r>
+        <w:t>Vicky James:</w:t>
+      </w:r>
+      <w:r>
+        <w:br/>
+      </w:r>
+      <w:r>
+        <w:br/>
+        <w:t xml:space="preserve">I’ve completed the analysis on your first miRNA dataset (this is not the one normalised to EV counts). </w:t>
+      </w:r>
+      <w:r>
+        <w:br/>
+        <w:t>What I’ve done:</w:t>
+      </w:r>
+      <w:r>
+        <w:br/>
+        <w:t>Identified all the genes that have been experimentally validated to be mRNA targets of those miRNAs in your list (File: miRNA Target Finder Output)</w:t>
+      </w:r>
+      <w:r>
+        <w:br/>
+        <w:t>Used gene enrichment to identify the canonical pathways these mRNA target genes fall into. This is displayed by category as a bubble plot (jpg), I have also outputted each canonical pathway for each dot on the bubble blot so that you can see what they are (File: Bubble plot categories).</w:t>
+      </w:r>
+      <w:r>
+        <w:br/>
+        <w:t>I had a look at a couple of the significant interesting ones and have included the Kegg pathways for Interleukin 4 and 13 signalling and S100 signalling. The genes with a pink/purple ring around them are the genes targeted by your miRNAs.</w:t>
+      </w:r>
     </w:p>
     <w:p/>
     <w:sectPr>
@@ -1198,9 +1329,9 @@
     </w:lvl>
   </w:abstractNum>
   <w:abstractNum w:abstractNumId="1" w15:restartNumberingAfterBreak="0">
-    <w:nsid w:val="7F55363A"/>
+    <w:nsid w:val="75935492"/>
     <w:multiLevelType w:val="hybridMultilevel"/>
-    <w:tmpl w:val="954895C4"/>
+    <w:tmpl w:val="93F49E94"/>
     <w:lvl w:ilvl="0" w:tplc="0809000F">
       <w:start w:val="1"/>
       <w:numFmt w:val="decimal"/>
@@ -1222,6 +1353,95 @@
         <w:ind w:left="1440" w:hanging="360"/>
       </w:pPr>
     </w:lvl>
+    <w:lvl w:ilvl="2" w:tplc="0809001B" w:tentative="1">
+      <w:start w:val="1"/>
+      <w:numFmt w:val="lowerRoman"/>
+      <w:lvlText w:val="%3."/>
+      <w:lvlJc w:val="right"/>
+      <w:pPr>
+        <w:ind w:left="2160" w:hanging="180"/>
+      </w:pPr>
+    </w:lvl>
+    <w:lvl w:ilvl="3" w:tplc="0809000F" w:tentative="1">
+      <w:start w:val="1"/>
+      <w:numFmt w:val="decimal"/>
+      <w:lvlText w:val="%4."/>
+      <w:lvlJc w:val="left"/>
+      <w:pPr>
+        <w:ind w:left="2880" w:hanging="360"/>
+      </w:pPr>
+    </w:lvl>
+    <w:lvl w:ilvl="4" w:tplc="08090019" w:tentative="1">
+      <w:start w:val="1"/>
+      <w:numFmt w:val="lowerLetter"/>
+      <w:lvlText w:val="%5."/>
+      <w:lvlJc w:val="left"/>
+      <w:pPr>
+        <w:ind w:left="3600" w:hanging="360"/>
+      </w:pPr>
+    </w:lvl>
+    <w:lvl w:ilvl="5" w:tplc="0809001B" w:tentative="1">
+      <w:start w:val="1"/>
+      <w:numFmt w:val="lowerRoman"/>
+      <w:lvlText w:val="%6."/>
+      <w:lvlJc w:val="right"/>
+      <w:pPr>
+        <w:ind w:left="4320" w:hanging="180"/>
+      </w:pPr>
+    </w:lvl>
+    <w:lvl w:ilvl="6" w:tplc="0809000F" w:tentative="1">
+      <w:start w:val="1"/>
+      <w:numFmt w:val="decimal"/>
+      <w:lvlText w:val="%7."/>
+      <w:lvlJc w:val="left"/>
+      <w:pPr>
+        <w:ind w:left="5040" w:hanging="360"/>
+      </w:pPr>
+    </w:lvl>
+    <w:lvl w:ilvl="7" w:tplc="08090019" w:tentative="1">
+      <w:start w:val="1"/>
+      <w:numFmt w:val="lowerLetter"/>
+      <w:lvlText w:val="%8."/>
+      <w:lvlJc w:val="left"/>
+      <w:pPr>
+        <w:ind w:left="5760" w:hanging="360"/>
+      </w:pPr>
+    </w:lvl>
+    <w:lvl w:ilvl="8" w:tplc="0809001B" w:tentative="1">
+      <w:start w:val="1"/>
+      <w:numFmt w:val="lowerRoman"/>
+      <w:lvlText w:val="%9."/>
+      <w:lvlJc w:val="right"/>
+      <w:pPr>
+        <w:ind w:left="6480" w:hanging="180"/>
+      </w:pPr>
+    </w:lvl>
+  </w:abstractNum>
+  <w:abstractNum w:abstractNumId="2" w15:restartNumberingAfterBreak="0">
+    <w:nsid w:val="7F55363A"/>
+    <w:multiLevelType w:val="hybridMultilevel"/>
+    <w:tmpl w:val="954895C4"/>
+    <w:lvl w:ilvl="0" w:tplc="0809000F">
+      <w:start w:val="1"/>
+      <w:numFmt w:val="decimal"/>
+      <w:lvlText w:val="%1."/>
+      <w:lvlJc w:val="left"/>
+      <w:pPr>
+        <w:ind w:left="720" w:hanging="360"/>
+      </w:pPr>
+      <w:rPr>
+        <w:rFonts w:hint="default"/>
+      </w:rPr>
+    </w:lvl>
+    <w:lvl w:ilvl="1" w:tplc="08090019">
+      <w:start w:val="1"/>
+      <w:numFmt w:val="lowerLetter"/>
+      <w:lvlText w:val="%2."/>
+      <w:lvlJc w:val="left"/>
+      <w:pPr>
+        <w:ind w:left="1440" w:hanging="360"/>
+      </w:pPr>
+    </w:lvl>
     <w:lvl w:ilvl="2" w:tplc="0809001B">
       <w:start w:val="1"/>
       <w:numFmt w:val="lowerRoman"/>
@@ -1287,10 +1507,13 @@
     </w:lvl>
   </w:abstractNum>
   <w:num w:numId="1" w16cid:durableId="717969935">
-    <w:abstractNumId w:val="1"/>
+    <w:abstractNumId w:val="2"/>
   </w:num>
   <w:num w:numId="2" w16cid:durableId="325521994">
     <w:abstractNumId w:val="0"/>
+  </w:num>
+  <w:num w:numId="3" w16cid:durableId="1551922095">
+    <w:abstractNumId w:val="1"/>
   </w:num>
 </w:numbering>
 </file>

--- a/resources/guides/Qiagen_IPA_workflow.docx
+++ b/resources/guides/Qiagen_IPA_workflow.docx
@@ -39,23 +39,45 @@
     <w:p>
       <w:pPr>
         <w:ind w:left="720" w:hanging="360"/>
+      </w:pPr>
+      <w:r>
+        <w:t xml:space="preserve">Slides </w:t>
+      </w:r>
+      <w:r>
+        <w:sym w:font="Wingdings" w:char="F0E0"/>
+      </w:r>
+      <w:r>
+        <w:t xml:space="preserve"> </w:t>
+      </w:r>
+      <w:hyperlink r:id="rId6" w:history="1">
+        <w:r>
+          <w:rPr>
+            <w:rStyle w:val="Hyperlink"/>
+          </w:rPr>
+          <w:t>https://digitalinsights.qiagen.com/wp-content/uploads/2025/12/IPA-miRNA-Slide-Deck-1.p</w:t>
+        </w:r>
+        <w:r>
+          <w:rPr>
+            <w:rStyle w:val="Hyperlink"/>
+          </w:rPr>
+          <w:t>d</w:t>
+        </w:r>
+        <w:r>
+          <w:rPr>
+            <w:rStyle w:val="Hyperlink"/>
+          </w:rPr>
+          <w:t>f</w:t>
+        </w:r>
+      </w:hyperlink>
+    </w:p>
+    <w:p>
+      <w:pPr>
+        <w:ind w:left="720" w:hanging="360"/>
         <w:rPr>
           <w:b/>
           <w:bCs/>
         </w:rPr>
       </w:pPr>
-      <w:r>
-        <w:t xml:space="preserve">Slides </w:t>
-      </w:r>
-      <w:r>
-        <w:sym w:font="Wingdings" w:char="F0E0"/>
-      </w:r>
-      <w:r>
-        <w:t xml:space="preserve"> </w:t>
-      </w:r>
-      <w:r>
-        <w:t>https://digitalinsights.qiagen.com/wp-content/uploads/2025/12/IPA-miRNA-Slide-Deck-1.pdf</w:t>
-      </w:r>
     </w:p>
     <w:p>
       <w:pPr>
@@ -93,7 +115,7 @@
                     <pic:cNvPicPr/>
                   </pic:nvPicPr>
                   <pic:blipFill rotWithShape="1">
-                    <a:blip r:embed="rId6"/>
+                    <a:blip r:embed="rId7"/>
                     <a:srcRect l="21692" t="21167" r="2720" b="2982"/>
                     <a:stretch>
                       <a:fillRect/>
@@ -329,7 +351,7 @@
                     <pic:cNvPicPr/>
                   </pic:nvPicPr>
                   <pic:blipFill rotWithShape="1">
-                    <a:blip r:embed="rId7"/>
+                    <a:blip r:embed="rId8"/>
                     <a:srcRect l="60607" t="45081" r="30586" b="31015"/>
                     <a:stretch>
                       <a:fillRect/>
@@ -633,7 +655,7 @@
                     <pic:cNvPicPr/>
                   </pic:nvPicPr>
                   <pic:blipFill rotWithShape="1">
-                    <a:blip r:embed="rId8"/>
+                    <a:blip r:embed="rId9"/>
                     <a:srcRect l="13575" t="66792" r="60952" b="16449"/>
                     <a:stretch>
                       <a:fillRect/>
@@ -1055,7 +1077,7 @@
       <w:r>
         <w:t xml:space="preserve"> feature to generate their results. Need to find out how this links in – details on the core analysis can be found </w:t>
       </w:r>
-      <w:hyperlink r:id="rId9" w:history="1">
+      <w:hyperlink r:id="rId10" w:history="1">
         <w:r>
           <w:rPr>
             <w:rStyle w:val="Hyperlink"/>
